--- a/klagomålsmail/A 60753-2023 FSC-klagomål mail.docx
+++ b/klagomålsmail/A 60753-2023 FSC-klagomål mail.docx
@@ -11,7 +11,12 @@
     </w:p>
     <w:p>
       <w:r>
-        <w:t>Vi vill informera om att det i avverkningsanmälan A 60753-2023 i Strömsunds kommun har hittats 15 naturvårdsarter varav 7 är rödlistade.</w:t>
+        <w:t>Vi vill informera om att det i avverkningsanmälan A 60753-2023 i Strömsunds kommun har hittats 31 naturvårdsarter varav 18 är rödlistade.</w:t>
+      </w:r>
+    </w:p>
+    <w:p>
+      <w:r>
+        <w:t>Bland annat har tretåig hackspett (NT, §4) och knärot (VU, §8) sina livsmiljöer i skogen. Observera att utan dispens från Länsstyrelsen är det ett lagbrott att på något sätt skada arternas livsmiljöer eller ekologiska funktion i området (14 och 15 §§ artskyddsförordningen).</w:t>
       </w:r>
     </w:p>
     <w:p>

--- a/klagomålsmail/A 60753-2023 FSC-klagomål mail.docx
+++ b/klagomålsmail/A 60753-2023 FSC-klagomål mail.docx
@@ -11,7 +11,7 @@
     </w:p>
     <w:p>
       <w:r>
-        <w:t>Vi vill informera om att det i avverkningsanmälan A 60753-2023 i Strömsunds kommun har hittats 31 naturvårdsarter varav 18 är rödlistade.</w:t>
+        <w:t>Vi vill informera om att det i avverkningsanmälan A 60753-2023 i Strömsunds kommun har hittats 35 naturvårdsarter varav 22 är rödlistade.</w:t>
       </w:r>
     </w:p>
     <w:p>

--- a/klagomålsmail/A 60753-2023 FSC-klagomål mail.docx
+++ b/klagomålsmail/A 60753-2023 FSC-klagomål mail.docx
@@ -11,7 +11,7 @@
     </w:p>
     <w:p>
       <w:r>
-        <w:t>Vi vill informera om att det i avverkningsanmälan A 60753-2023 i Strömsunds kommun har hittats 35 naturvårdsarter varav 22 är rödlistade.</w:t>
+        <w:t>Vi vill informera om att det i avverkningsanmälan A 60753-2023 i Strömsunds kommun har hittats 40 naturvårdsarter varav 25 är rödlistade.</w:t>
       </w:r>
     </w:p>
     <w:p>

--- a/klagomålsmail/A 60753-2023 FSC-klagomål mail.docx
+++ b/klagomålsmail/A 60753-2023 FSC-klagomål mail.docx
@@ -11,12 +11,12 @@
     </w:p>
     <w:p>
       <w:r>
-        <w:t>Vi vill informera om att det i avverkningsanmälan A 60753-2023 i Strömsunds kommun har hittats 40 naturvårdsarter varav 25 är rödlistade.</w:t>
+        <w:t>Vi vill informera om att det i och inom 12 meter från avverkningsanmälan A 60753-2023 i Strömsunds kommun har hittats 40 naturvårdsarter varav 23 är rödlistade.</w:t>
       </w:r>
     </w:p>
     <w:p>
       <w:r>
-        <w:t>Bland annat har tretåig hackspett (NT, §4) och knärot (VU, §8) sina livsmiljöer i skogen. Observera att utan dispens från Länsstyrelsen är det ett lagbrott att på något sätt skada arternas livsmiljöer eller ekologiska funktion i området (14 och 15 §§ artskyddsförordningen).</w:t>
+        <w:t>Bland annat har tretåig hackspett (NT, T, §4) och knärot (VU, T, §8) sina livsmiljöer i skogen. Observera att utan dispens från Länsstyrelsen är det ett lagbrott att på något sätt skada arternas livsmiljöer eller ekologiska funktion i området (14 och 15 §§ artskyddsförordningen).</w:t>
       </w:r>
     </w:p>
     <w:p>
